--- a/[王梓健][2024150200]AI协作日志W9.docx
+++ b/[王梓健][2024150200]AI协作日志W9.docx
@@ -2350,7 +2350,85 @@
         <w:rPr>
           <w:rFonts w:hint="eastAsia"/>
         </w:rPr>
-        <w:t xml:space="preserve">补完后运行 npm run test：Test Files 2 passed (2)，Tests 12 passed (12)，说明修补用例与手写的 5 条用例一起全绿。</w:t>
+        <w:t xml:space="preserve">// ⑦ 维度3：数字不是合法文本</w:t>
+      </w:r>
+    </w:p>
+    <w:p>
+      <w:pPr>
+        <w:rPr>
+          <w:rFonts w:hint="eastAsia"/>
+        </w:rPr>
+      </w:pPr>
+      <w:r>
+        <w:rPr>
+          <w:rFonts w:hint="eastAsia"/>
+        </w:rPr>
+        <w:t xml:space="preserve">test('维度3：数字不是合法文本', () =&gt; {</w:t>
+      </w:r>
+    </w:p>
+    <w:p>
+      <w:pPr>
+        <w:rPr>
+          <w:rFonts w:hint="eastAsia"/>
+        </w:rPr>
+      </w:pPr>
+      <w:r>
+        <w:rPr>
+          <w:rFonts w:hint="eastAsia"/>
+        </w:rPr>
+        <w:t xml:space="preserve">  const todos: Todo[] = [];</w:t>
+      </w:r>
+    </w:p>
+    <w:p>
+      <w:pPr>
+        <w:rPr>
+          <w:rFonts w:hint="eastAsia"/>
+        </w:rPr>
+      </w:pPr>
+      <w:r>
+        <w:rPr>
+          <w:rFonts w:hint="eastAsia"/>
+        </w:rPr>
+        <w:t xml:space="preserve">  addTodo(todos, 123);</w:t>
+      </w:r>
+    </w:p>
+    <w:p>
+      <w:pPr>
+        <w:rPr>
+          <w:rFonts w:hint="eastAsia"/>
+        </w:rPr>
+      </w:pPr>
+      <w:r>
+        <w:rPr>
+          <w:rFonts w:hint="eastAsia"/>
+        </w:rPr>
+        <w:t xml:space="preserve">  expect(todos.length).toBe(0);</w:t>
+      </w:r>
+    </w:p>
+    <w:p>
+      <w:pPr>
+        <w:rPr>
+          <w:rFonts w:hint="eastAsia"/>
+        </w:rPr>
+      </w:pPr>
+      <w:r>
+        <w:rPr>
+          <w:rFonts w:hint="eastAsia"/>
+        </w:rPr>
+        <w:t xml:space="preserve">});</w:t>
+      </w:r>
+    </w:p>
+    <w:p>
+      <w:pPr>
+        <w:rPr>
+          <w:rFonts w:hint="eastAsia"/>
+        </w:rPr>
+      </w:pPr>
+      <w:r>
+        <w:rPr>
+          <w:rFonts w:hint="eastAsia"/>
+        </w:rPr>
+        <w:t xml:space="preserve">补完后运行 npm run test：Test Files 2 passed (2)，Tests 13 passed (13)，说明修补用例与手写的 5 条用例一起全绿。</w:t>
       </w:r>
     </w:p>
     <w:p>

--- a/[王梓健][2024150200]AI协作日志W9.docx
+++ b/[王梓健][2024150200]AI协作日志W9.docx
@@ -790,7 +790,7 @@
         </w:rPr>
         <w:drawing>
           <wp:inline xmlns:a="http://schemas.openxmlformats.org/drawingml/2006/main" xmlns:pic="http://schemas.openxmlformats.org/drawingml/2006/picture">
-            <wp:extent cx="5112000" cy="1965600"/>
+            <wp:extent cx="5112000" cy="1748842"/>
             <wp:docPr id="1" name="Picture 1"/>
             <wp:cNvGraphicFramePr>
               <a:graphicFrameLocks noChangeAspect="1"/>
@@ -799,7 +799,7 @@
               <a:graphicData uri="http://schemas.openxmlformats.org/drawingml/2006/picture">
                 <pic:pic>
                   <pic:nvPicPr>
-                    <pic:cNvPr id="0" name="test-run-handwritten.png"/>
+                    <pic:cNvPr id="0" name="test-run-final.png"/>
                     <pic:cNvPicPr/>
                   </pic:nvPicPr>
                   <pic:blipFill>
@@ -811,7 +811,7 @@
                   <pic:spPr>
                     <a:xfrm>
                       <a:off x="0" y="0"/>
-                      <a:ext cx="5112000" cy="1965600"/>
+                      <a:ext cx="5112000" cy="1748842"/>
                     </a:xfrm>
                     <a:prstGeom prst="rect"/>
                   </pic:spPr>
@@ -832,7 +832,7 @@
         <w:rPr>
           <w:rFonts w:hint="eastAsia"/>
         </w:rPr>
-        <w:t xml:space="preserve">图 1　npm run test：todo.test.ts 的 5 条手写用例全部通过（Test Files 1 passed，Tests 5 passed）</w:t>
+        <w:t xml:space="preserve">图 1　npm run test 真实终端输出：todo.test.ts 的 5 条手写用例全部通过，todo.review.test.ts 的 8 条修补用例也通过，共 Test Files 2 passed / Tests 13 passed</w:t>
       </w:r>
     </w:p>
     <w:p>
